--- a/Document/오지원/작업일지/오지원_작업일지_79주차.docx
+++ b/Document/오지원/작업일지/오지원_작업일지_79주차.docx
@@ -48,14 +48,7 @@
                 <w:rtl w:val="0"/>
                 <w:lang w:val="ko-KR" w:bidi="ko-KR" w:eastAsia="ko-KR"/>
               </w:rPr>
-              <w:t>7</w:t>
-            </w:r>
-            <w:r>
-              <w:rPr>
-                <w:rtl w:val="0"/>
-                <w:lang w:val="ko-KR" w:bidi="ko-KR" w:eastAsia="ko-KR"/>
-              </w:rPr>
-              <w:t>9</w:t>
+              <w:t>79</w:t>
             </w:r>
             <w:r>
               <w:rPr>
@@ -129,7 +122,14 @@
                 <w:rtl w:val="0"/>
                 <w:lang w:val="ko-KR" w:bidi="ko-KR" w:eastAsia="ko-KR"/>
               </w:rPr>
-              <w:t>03.</w:t>
+              <w:t>03.25</w:t>
+            </w:r>
+            <w:r>
+              <w:rPr>
+                <w:sz w:val="18"/>
+                <w:szCs w:val="18"/>
+              </w:rPr>
+              <w:t>~202</w:t>
             </w:r>
             <w:r>
               <w:rPr>
@@ -138,14 +138,14 @@
                 <w:rtl w:val="0"/>
                 <w:lang w:val="ko-KR" w:bidi="ko-KR" w:eastAsia="ko-KR"/>
               </w:rPr>
-              <w:t>25</w:t>
+              <w:t>5</w:t>
             </w:r>
             <w:r>
               <w:rPr>
                 <w:sz w:val="18"/>
                 <w:szCs w:val="18"/>
               </w:rPr>
-              <w:t>~202</w:t>
+              <w:t>.</w:t>
             </w:r>
             <w:r>
               <w:rPr>
@@ -154,32 +154,7 @@
                 <w:rtl w:val="0"/>
                 <w:lang w:val="ko-KR" w:bidi="ko-KR" w:eastAsia="ko-KR"/>
               </w:rPr>
-              <w:t>5</w:t>
-            </w:r>
-            <w:r>
-              <w:rPr>
-                <w:sz w:val="18"/>
-                <w:szCs w:val="18"/>
-              </w:rPr>
-              <w:t>.</w:t>
-            </w:r>
-            <w:r>
-              <w:rPr>
-                <w:sz w:val="18"/>
-                <w:szCs w:val="18"/>
-                <w:rtl w:val="0"/>
-                <w:lang w:val="ko-KR" w:bidi="ko-KR" w:eastAsia="ko-KR"/>
-              </w:rPr>
-              <w:t>03.2</w:t>
-            </w:r>
-            <w:r>
-              <w:rPr>
-                <w:sz w:val="18"/>
-                <w:szCs w:val="18"/>
-                <w:rtl w:val="0"/>
-                <w:lang w:val="ko-KR" w:bidi="ko-KR" w:eastAsia="ko-KR"/>
-              </w:rPr>
-              <w:t>9</w:t>
+              <w:t>03.29</w:t>
             </w:r>
           </w:p>
         </w:tc>
@@ -271,7 +246,7 @@
                 <w:rtl w:val="0"/>
                 <w:lang w:val="ko-KR" w:bidi="ko-KR" w:eastAsia="ko-KR"/>
               </w:rPr>
-              <w:t>수</w:t>
+              <w:t>수정</w:t>
             </w:r>
             <w:r>
               <w:rPr>
@@ -279,7 +254,7 @@
                 <w:rtl w:val="0"/>
                 <w:lang w:val="ko-KR" w:bidi="ko-KR" w:eastAsia="ko-KR"/>
               </w:rPr>
-              <w:t>정</w:t>
+              <w:t xml:space="preserve"> </w:t>
             </w:r>
             <w:r>
               <w:rPr>
@@ -287,6 +262,14 @@
                 <w:rtl w:val="0"/>
                 <w:lang w:val="ko-KR" w:bidi="ko-KR" w:eastAsia="ko-KR"/>
               </w:rPr>
+              <w:t>된</w:t>
+            </w:r>
+            <w:r>
+              <w:rPr>
+                <w:rFonts w:ascii="맑은 고딕" w:hAnsi="맑은 고딕" w:eastAsia="맑은 고딕"/>
+                <w:rtl w:val="0"/>
+                <w:lang w:val="ko-KR" w:bidi="ko-KR" w:eastAsia="ko-KR"/>
+              </w:rPr>
               <w:t xml:space="preserve"> </w:t>
             </w:r>
             <w:r>
@@ -295,7 +278,7 @@
                 <w:rtl w:val="0"/>
                 <w:lang w:val="ko-KR" w:bidi="ko-KR" w:eastAsia="ko-KR"/>
               </w:rPr>
-              <w:t>된</w:t>
+              <w:t>맵</w:t>
             </w:r>
             <w:r>
               <w:rPr>
@@ -311,7 +294,7 @@
                 <w:rtl w:val="0"/>
                 <w:lang w:val="ko-KR" w:bidi="ko-KR" w:eastAsia="ko-KR"/>
               </w:rPr>
-              <w:t>맵</w:t>
+              <w:t>추출</w:t>
             </w:r>
             <w:r>
               <w:rPr>
@@ -327,7 +310,7 @@
                 <w:rtl w:val="0"/>
                 <w:lang w:val="ko-KR" w:bidi="ko-KR" w:eastAsia="ko-KR"/>
               </w:rPr>
-              <w:t>추</w:t>
+              <w:t>및</w:t>
             </w:r>
             <w:r>
               <w:rPr>
@@ -335,7 +318,7 @@
                 <w:rtl w:val="0"/>
                 <w:lang w:val="ko-KR" w:bidi="ko-KR" w:eastAsia="ko-KR"/>
               </w:rPr>
-              <w:t>출</w:t>
+              <w:t xml:space="preserve"> </w:t>
             </w:r>
             <w:r>
               <w:rPr>
@@ -343,6 +326,14 @@
                 <w:rtl w:val="0"/>
                 <w:lang w:val="ko-KR" w:bidi="ko-KR" w:eastAsia="ko-KR"/>
               </w:rPr>
+              <w:t>붕괴</w:t>
+            </w:r>
+            <w:r>
+              <w:rPr>
+                <w:rFonts w:ascii="맑은 고딕" w:hAnsi="맑은 고딕" w:eastAsia="맑은 고딕"/>
+                <w:rtl w:val="0"/>
+                <w:lang w:val="ko-KR" w:bidi="ko-KR" w:eastAsia="ko-KR"/>
+              </w:rPr>
               <w:t xml:space="preserve"> </w:t>
             </w:r>
             <w:r>
@@ -351,55 +342,7 @@
                 <w:rtl w:val="0"/>
                 <w:lang w:val="ko-KR" w:bidi="ko-KR" w:eastAsia="ko-KR"/>
               </w:rPr>
-              <w:t>및</w:t>
-            </w:r>
-            <w:r>
-              <w:rPr>
-                <w:rFonts w:ascii="맑은 고딕" w:hAnsi="맑은 고딕" w:eastAsia="맑은 고딕"/>
-                <w:rtl w:val="0"/>
-                <w:lang w:val="ko-KR" w:bidi="ko-KR" w:eastAsia="ko-KR"/>
-              </w:rPr>
-              <w:t xml:space="preserve"> </w:t>
-            </w:r>
-            <w:r>
-              <w:rPr>
-                <w:rFonts w:ascii="맑은 고딕" w:hAnsi="맑은 고딕" w:eastAsia="맑은 고딕"/>
-                <w:rtl w:val="0"/>
-                <w:lang w:val="ko-KR" w:bidi="ko-KR" w:eastAsia="ko-KR"/>
-              </w:rPr>
-              <w:t>붕</w:t>
-            </w:r>
-            <w:r>
-              <w:rPr>
-                <w:rFonts w:ascii="맑은 고딕" w:hAnsi="맑은 고딕" w:eastAsia="맑은 고딕"/>
-                <w:rtl w:val="0"/>
-                <w:lang w:val="ko-KR" w:bidi="ko-KR" w:eastAsia="ko-KR"/>
-              </w:rPr>
-              <w:t>괴</w:t>
-            </w:r>
-            <w:r>
-              <w:rPr>
-                <w:rFonts w:ascii="맑은 고딕" w:hAnsi="맑은 고딕" w:eastAsia="맑은 고딕"/>
-                <w:rtl w:val="0"/>
-                <w:lang w:val="ko-KR" w:bidi="ko-KR" w:eastAsia="ko-KR"/>
-              </w:rPr>
-              <w:t xml:space="preserve"> </w:t>
-            </w:r>
-            <w:r>
-              <w:rPr>
-                <w:rFonts w:ascii="맑은 고딕" w:hAnsi="맑은 고딕" w:eastAsia="맑은 고딕"/>
-                <w:rtl w:val="0"/>
-                <w:lang w:val="ko-KR" w:bidi="ko-KR" w:eastAsia="ko-KR"/>
-              </w:rPr>
-              <w:t>적</w:t>
-            </w:r>
-            <w:r>
-              <w:rPr>
-                <w:rFonts w:ascii="맑은 고딕" w:hAnsi="맑은 고딕" w:eastAsia="맑은 고딕"/>
-                <w:rtl w:val="0"/>
-                <w:lang w:val="ko-KR" w:bidi="ko-KR" w:eastAsia="ko-KR"/>
-              </w:rPr>
-              <w:t>용</w:t>
+              <w:t>적용</w:t>
             </w:r>
           </w:p>
         </w:tc>
@@ -462,6 +405,42 @@
           <w:lang w:val="ko-KR" w:bidi="ko-KR" w:eastAsia="ko-KR"/>
         </w:rPr>
       </w:pPr>
+      <w:r>
+        <w:drawing>
+          <wp:inline xmlns:wp="http://schemas.openxmlformats.org/drawingml/2006/wordprocessingDrawing" distT="0" distB="0" distL="0" distR="0">
+            <wp:extent cx="5731510" cy="2708275"/>
+            <wp:effectExtent l="0" t="0" r="0" b="0"/>
+            <wp:docPr id="2" name="Picture 2"/>
+            <wp:cNvGraphicFramePr>
+              <a:graphicFrameLocks xmlns:a="http://schemas.openxmlformats.org/drawingml/2006/main" noChangeAspect="1"/>
+            </wp:cNvGraphicFramePr>
+            <a:graphic xmlns:a="http://schemas.openxmlformats.org/drawingml/2006/main">
+              <a:graphicData uri="http://schemas.openxmlformats.org/drawingml/2006/picture">
+                <pic:pic xmlns:pic="http://schemas.openxmlformats.org/drawingml/2006/picture">
+                  <pic:nvPicPr>
+                    <pic:cNvPr id="2" name="Picture 2"/>
+                    <pic:cNvPicPr/>
+                  </pic:nvPicPr>
+                  <pic:blipFill dpi="0">
+                    <a:blip xmlns:r="http://schemas.openxmlformats.org/officeDocument/2006/relationships" r:embed="Relimage2"/>
+                    <a:srcRect/>
+                    <a:stretch>
+                      <a:fillRect/>
+                    </a:stretch>
+                  </pic:blipFill>
+                  <pic:spPr>
+                    <a:xfrm>
+                      <a:off x="0" y="0"/>
+                      <a:ext cx="5731510" cy="2708275"/>
+                    </a:xfrm>
+                    <a:prstGeom prst="rect"/>
+                  </pic:spPr>
+                </pic:pic>
+              </a:graphicData>
+            </a:graphic>
+          </wp:inline>
+        </w:drawing>
+      </w:r>
     </w:p>
     <w:p>
       <w:pPr>
@@ -506,6 +485,183 @@
           <w:lang w:val="ko-KR" w:bidi="ko-KR" w:eastAsia="ko-KR"/>
         </w:rPr>
       </w:pPr>
+    </w:p>
+    <w:p>
+      <w:pPr>
+        <w:widowControl w:val="0"/>
+        <w:rPr>
+          <w:rFonts w:ascii="맑은 고딕" w:hAnsi="맑은 고딕" w:eastAsia="맑은 고딕"/>
+          <w:noProof w:val="1"/>
+          <w:rtl w:val="0"/>
+          <w:lang w:val="ko-KR" w:bidi="ko-KR" w:eastAsia="ko-KR"/>
+        </w:rPr>
+      </w:pPr>
+    </w:p>
+    <w:p>
+      <w:pPr>
+        <w:widowControl w:val="0"/>
+        <w:rPr>
+          <w:rFonts w:ascii="맑은 고딕" w:hAnsi="맑은 고딕" w:eastAsia="맑은 고딕"/>
+          <w:noProof w:val="1"/>
+          <w:rtl w:val="0"/>
+          <w:lang w:val="ko-KR" w:bidi="ko-KR" w:eastAsia="ko-KR"/>
+        </w:rPr>
+      </w:pPr>
+    </w:p>
+    <w:p>
+      <w:pPr>
+        <w:widowControl w:val="0"/>
+        <w:rPr>
+          <w:rFonts w:ascii="맑은 고딕" w:hAnsi="맑은 고딕" w:eastAsia="맑은 고딕"/>
+          <w:noProof w:val="1"/>
+          <w:rtl w:val="0"/>
+          <w:lang w:val="ko-KR" w:bidi="ko-KR" w:eastAsia="ko-KR"/>
+        </w:rPr>
+      </w:pPr>
+      <w:r>
+        <w:drawing>
+          <wp:inline xmlns:wp="http://schemas.openxmlformats.org/drawingml/2006/wordprocessingDrawing" distT="0" distB="0" distL="0" distR="0">
+            <wp:extent cx="5731510" cy="2727960"/>
+            <wp:effectExtent l="0" t="0" r="0" b="0"/>
+            <wp:docPr id="3" name="Picture 3"/>
+            <wp:cNvGraphicFramePr>
+              <a:graphicFrameLocks xmlns:a="http://schemas.openxmlformats.org/drawingml/2006/main" noChangeAspect="1"/>
+            </wp:cNvGraphicFramePr>
+            <a:graphic xmlns:a="http://schemas.openxmlformats.org/drawingml/2006/main">
+              <a:graphicData uri="http://schemas.openxmlformats.org/drawingml/2006/picture">
+                <pic:pic xmlns:pic="http://schemas.openxmlformats.org/drawingml/2006/picture">
+                  <pic:nvPicPr>
+                    <pic:cNvPr id="3" name="Picture 3"/>
+                    <pic:cNvPicPr/>
+                  </pic:nvPicPr>
+                  <pic:blipFill dpi="0">
+                    <a:blip xmlns:r="http://schemas.openxmlformats.org/officeDocument/2006/relationships" r:embed="Relimage3"/>
+                    <a:srcRect/>
+                    <a:stretch>
+                      <a:fillRect/>
+                    </a:stretch>
+                  </pic:blipFill>
+                  <pic:spPr>
+                    <a:xfrm>
+                      <a:off x="0" y="0"/>
+                      <a:ext cx="5731510" cy="2727960"/>
+                    </a:xfrm>
+                    <a:prstGeom prst="rect"/>
+                  </pic:spPr>
+                </pic:pic>
+              </a:graphicData>
+            </a:graphic>
+          </wp:inline>
+        </w:drawing>
+      </w:r>
+      <w:r>
+        <w:drawing>
+          <wp:inline xmlns:wp="http://schemas.openxmlformats.org/drawingml/2006/wordprocessingDrawing" distT="0" distB="0" distL="0" distR="0">
+            <wp:extent cx="5731510" cy="2882265"/>
+            <wp:effectExtent l="0" t="0" r="0" b="0"/>
+            <wp:docPr id="4" name="Picture 4"/>
+            <wp:cNvGraphicFramePr>
+              <a:graphicFrameLocks xmlns:a="http://schemas.openxmlformats.org/drawingml/2006/main" noChangeAspect="1"/>
+            </wp:cNvGraphicFramePr>
+            <a:graphic xmlns:a="http://schemas.openxmlformats.org/drawingml/2006/main">
+              <a:graphicData uri="http://schemas.openxmlformats.org/drawingml/2006/picture">
+                <pic:pic xmlns:pic="http://schemas.openxmlformats.org/drawingml/2006/picture">
+                  <pic:nvPicPr>
+                    <pic:cNvPr id="4" name="Picture 4"/>
+                    <pic:cNvPicPr/>
+                  </pic:nvPicPr>
+                  <pic:blipFill dpi="0">
+                    <a:blip xmlns:r="http://schemas.openxmlformats.org/officeDocument/2006/relationships" r:embed="Relimage4"/>
+                    <a:srcRect/>
+                    <a:stretch>
+                      <a:fillRect/>
+                    </a:stretch>
+                  </pic:blipFill>
+                  <pic:spPr>
+                    <a:xfrm>
+                      <a:off x="0" y="0"/>
+                      <a:ext cx="5731510" cy="2882265"/>
+                    </a:xfrm>
+                    <a:prstGeom prst="rect"/>
+                  </pic:spPr>
+                </pic:pic>
+              </a:graphicData>
+            </a:graphic>
+          </wp:inline>
+        </w:drawing>
+      </w:r>
+      <w:r>
+        <w:drawing>
+          <wp:inline xmlns:wp="http://schemas.openxmlformats.org/drawingml/2006/wordprocessingDrawing" distT="0" distB="0" distL="0" distR="0">
+            <wp:extent cx="5731510" cy="2964180"/>
+            <wp:effectExtent l="0" t="0" r="0" b="0"/>
+            <wp:docPr id="5" name="Picture 5"/>
+            <wp:cNvGraphicFramePr>
+              <a:graphicFrameLocks xmlns:a="http://schemas.openxmlformats.org/drawingml/2006/main" noChangeAspect="1"/>
+            </wp:cNvGraphicFramePr>
+            <a:graphic xmlns:a="http://schemas.openxmlformats.org/drawingml/2006/main">
+              <a:graphicData uri="http://schemas.openxmlformats.org/drawingml/2006/picture">
+                <pic:pic xmlns:pic="http://schemas.openxmlformats.org/drawingml/2006/picture">
+                  <pic:nvPicPr>
+                    <pic:cNvPr id="5" name="Picture 5"/>
+                    <pic:cNvPicPr/>
+                  </pic:nvPicPr>
+                  <pic:blipFill dpi="0">
+                    <a:blip xmlns:r="http://schemas.openxmlformats.org/officeDocument/2006/relationships" r:embed="Relimage5"/>
+                    <a:srcRect/>
+                    <a:stretch>
+                      <a:fillRect/>
+                    </a:stretch>
+                  </pic:blipFill>
+                  <pic:spPr>
+                    <a:xfrm>
+                      <a:off x="0" y="0"/>
+                      <a:ext cx="5731510" cy="2964180"/>
+                    </a:xfrm>
+                    <a:prstGeom prst="rect"/>
+                  </pic:spPr>
+                </pic:pic>
+              </a:graphicData>
+            </a:graphic>
+          </wp:inline>
+        </w:drawing>
+      </w:r>
+      <w:r>
+        <w:drawing>
+          <wp:inline xmlns:wp="http://schemas.openxmlformats.org/drawingml/2006/wordprocessingDrawing" distT="0" distB="0" distL="0" distR="0">
+            <wp:extent cx="5731510" cy="2987040"/>
+            <wp:effectExtent l="0" t="0" r="0" b="0"/>
+            <wp:docPr id="6" name="Picture 6"/>
+            <wp:cNvGraphicFramePr>
+              <a:graphicFrameLocks xmlns:a="http://schemas.openxmlformats.org/drawingml/2006/main" noChangeAspect="1"/>
+            </wp:cNvGraphicFramePr>
+            <a:graphic xmlns:a="http://schemas.openxmlformats.org/drawingml/2006/main">
+              <a:graphicData uri="http://schemas.openxmlformats.org/drawingml/2006/picture">
+                <pic:pic xmlns:pic="http://schemas.openxmlformats.org/drawingml/2006/picture">
+                  <pic:nvPicPr>
+                    <pic:cNvPr id="6" name="Picture 6"/>
+                    <pic:cNvPicPr/>
+                  </pic:nvPicPr>
+                  <pic:blipFill dpi="0">
+                    <a:blip xmlns:r="http://schemas.openxmlformats.org/officeDocument/2006/relationships" r:embed="Relimage6"/>
+                    <a:srcRect/>
+                    <a:stretch>
+                      <a:fillRect/>
+                    </a:stretch>
+                  </pic:blipFill>
+                  <pic:spPr>
+                    <a:xfrm>
+                      <a:off x="0" y="0"/>
+                      <a:ext cx="5731510" cy="2987040"/>
+                    </a:xfrm>
+                    <a:prstGeom prst="rect"/>
+                  </pic:spPr>
+                </pic:pic>
+              </a:graphicData>
+            </a:graphic>
+          </wp:inline>
+        </w:drawing>
+      </w:r>
     </w:p>
     <w:p>
       <w:pPr>
@@ -757,28 +913,7 @@
                 <w:rtl w:val="0"/>
                 <w:lang w:val="ko-KR" w:bidi="ko-KR" w:eastAsia="ko-KR"/>
               </w:rPr>
-              <w:t>2026.03.2</w:t>
-            </w:r>
-            <w:r>
-              <w:rPr>
-                <w:rtl w:val="0"/>
-                <w:lang w:val="ko-KR" w:bidi="ko-KR" w:eastAsia="ko-KR"/>
-              </w:rPr>
-              <w:t>9</w:t>
-            </w:r>
-            <w:r>
-              <w:rPr>
-                <w:rtl w:val="0"/>
-                <w:lang w:val="ko-KR" w:bidi="ko-KR" w:eastAsia="ko-KR"/>
-              </w:rPr>
-              <w:t>~2026.0</w:t>
-            </w:r>
-            <w:r>
-              <w:rPr>
-                <w:rtl w:val="0"/>
-                <w:lang w:val="ko-KR" w:bidi="ko-KR" w:eastAsia="ko-KR"/>
-              </w:rPr>
-              <w:t>4.07</w:t>
+              <w:t>2026.03.29~2026.04.07</w:t>
             </w:r>
           </w:p>
         </w:tc>
@@ -844,7 +979,7 @@
                 <w:rtl w:val="0"/>
                 <w:lang w:val="ko-KR" w:bidi="ko-KR" w:eastAsia="ko-KR"/>
               </w:rPr>
-              <w:t xml:space="preserve"> </w:t>
+              <w:t xml:space="preserve"> ,</w:t>
             </w:r>
             <w:r>
               <w:rPr>
@@ -852,39 +987,7 @@
                 <w:rtl w:val="0"/>
                 <w:lang w:val="ko-KR" w:bidi="ko-KR" w:eastAsia="ko-KR"/>
               </w:rPr>
-              <w:t>,</w:t>
-            </w:r>
-            <w:r>
-              <w:rPr>
-                <w:rFonts w:ascii="맑은 고딕" w:hAnsi="맑은 고딕" w:eastAsia="맑은 고딕"/>
-                <w:rtl w:val="0"/>
-                <w:lang w:val="ko-KR" w:bidi="ko-KR" w:eastAsia="ko-KR"/>
-              </w:rPr>
-              <w:t>연</w:t>
-            </w:r>
-            <w:r>
-              <w:rPr>
-                <w:rFonts w:ascii="맑은 고딕" w:hAnsi="맑은 고딕" w:eastAsia="맑은 고딕"/>
-                <w:rtl w:val="0"/>
-                <w:lang w:val="ko-KR" w:bidi="ko-KR" w:eastAsia="ko-KR"/>
-              </w:rPr>
-              <w:t>출</w:t>
-            </w:r>
-            <w:r>
-              <w:rPr>
-                <w:rFonts w:ascii="맑은 고딕" w:hAnsi="맑은 고딕" w:eastAsia="맑은 고딕"/>
-                <w:rtl w:val="0"/>
-                <w:lang w:val="ko-KR" w:bidi="ko-KR" w:eastAsia="ko-KR"/>
-              </w:rPr>
-              <w:t>개</w:t>
-            </w:r>
-            <w:r>
-              <w:rPr>
-                <w:rFonts w:ascii="맑은 고딕" w:hAnsi="맑은 고딕" w:eastAsia="맑은 고딕"/>
-                <w:rtl w:val="0"/>
-                <w:lang w:val="ko-KR" w:bidi="ko-KR" w:eastAsia="ko-KR"/>
-              </w:rPr>
-              <w:t>발</w:t>
+              <w:t>연출개발</w:t>
             </w:r>
           </w:p>
         </w:tc>
